--- a/skills/phong-hcqt/assets/qd-phe-duyet-kqlcnt.docx
+++ b/skills/phong-hcqt/assets/qd-phe-duyet-kqlcnt.docx
@@ -1,5 +1,51 @@
 
-<file path=word/document.xml><?xml version="1.0" encoding="utf-8"?>
+<file path=./[Content_Types].xml><?xml version="1.0" encoding="utf-8"?>
+<Types xmlns="http://schemas.openxmlformats.org/package/2006/content-types">
+  <Default Extension="fntdata" ContentType="application/x-fontdata"/>
+  <Default Extension="jpeg" ContentType="image/jpeg"/>
+  <Default Extension="png" ContentType="image/png"/>
+  <Default Extension="rels" ContentType="application/vnd.openxmlformats-package.relationships+xml"/>
+  <Default Extension="xml" ContentType="application/xml"/>
+  <Override PartName="/word/styles.xml" ContentType="application/vnd.openxmlformats-officedocument.wordprocessingml.styles+xml"/>
+  <Override PartName="/word/footer1.xml" ContentType="application/vnd.openxmlformats-officedocument.wordprocessingml.footer+xml"/>
+  <Override PartName="/word/footer2.xml" ContentType="application/vnd.openxmlformats-officedocument.wordprocessingml.footer+xml"/>
+  <Override PartName="/word/document.xml" ContentType="application/vnd.openxmlformats-officedocument.wordprocessingml.document.main+xml"/>
+  <Override PartName="/word/numbering.xml" ContentType="application/vnd.openxmlformats-officedocument.wordprocessingml.numbering+xml"/>
+  <Override PartName="/word/footer3.xml" ContentType="application/vnd.openxmlformats-officedocument.wordprocessingml.footer+xml"/>
+  <Override PartName="/word/settings.xml" ContentType="application/vnd.openxmlformats-officedocument.wordprocessingml.settings+xml"/>
+  <Override PartName="/word/fontTable.xml" ContentType="application/vnd.openxmlformats-officedocument.wordprocessingml.fontTable+xml"/>
+  <Override PartName="/word/theme/theme1.xml" ContentType="application/vnd.openxmlformats-officedocument.theme+xml"/>
+  <Override PartName="/docProps/core.xml" ContentType="application/vnd.openxmlformats-package.core-properties+xml"/>
+  <Override PartName="/docProps/app.xml" ContentType="application/vnd.openxmlformats-officedocument.extended-properties+xml"/>
+</Types>
+</file>
+
+<file path=./docProps/app.xml><?xml version="1.0" encoding="utf-8"?>
+<Properties xmlns="http://schemas.openxmlformats.org/officeDocument/2006/extended-properties" xmlns:vt="http://schemas.openxmlformats.org/officeDocument/2006/docPropsVTypes">
+  <Template>Normal</Template>
+  <TotalTime>1605</TotalTime>
+  <Application>LibreOffice/26.2.4.2$Windows_X86_64 LibreOffice_project/0229ac93fcf0d7cbc6376066c6f35021cef002dc</Application>
+  <AppVersion>15.0000</AppVersion>
+</Properties>
+</file>
+
+<file path=./docProps/core.xml><?xml version="1.0" encoding="utf-8"?>
+<cp:coreProperties xmlns:cp="http://schemas.openxmlformats.org/package/2006/metadata/core-properties" xmlns:dc="http://purl.org/dc/elements/1.1/" xmlns:dcterms="http://purl.org/dc/terms/" xmlns:dcmitype="http://purl.org/dc/dcmitype/" xmlns:xsi="http://www.w3.org/2001/XMLSchema-instance">
+  <dcterms:created xsi:type="dcterms:W3CDTF">2024-05-09T10:43:00Z</dcterms:created>
+  <dc:creator>TienKTV</dc:creator>
+  <dc:description/>
+  <cp:keywords/>
+  <dc:language>en-US</dc:language>
+  <cp:lastModifiedBy>ktdaHuyen</cp:lastModifiedBy>
+  <cp:lastPrinted>2026-04-15T08:16:00Z</cp:lastPrinted>
+  <dcterms:modified xsi:type="dcterms:W3CDTF">2026-07-10T08:50:00Z</dcterms:modified>
+  <cp:revision>160</cp:revision>
+  <dc:subject/>
+  <dc:title>Phụ lục II</dc:title>
+</cp:coreProperties>
+</file>
+
+<file path=./word/document.xml><?xml version="1.0" encoding="utf-8"?>
 <w:document xmlns:o="urn:schemas-microsoft-com:office:office" xmlns:r="http://schemas.openxmlformats.org/officeDocument/2006/relationships" xmlns:v="urn:schemas-microsoft-com:vml" xmlns:w="http://schemas.openxmlformats.org/wordprocessingml/2006/main" xmlns:w10="urn:schemas-microsoft-com:office:word" xmlns:wp="http://schemas.openxmlformats.org/drawingml/2006/wordprocessingDrawing" xmlns:pic="http://schemas.openxmlformats.org/drawingml/2006/picture" xmlns:wps="http://schemas.microsoft.com/office/word/2010/wordprocessingShape" xmlns:wpg="http://schemas.microsoft.com/office/word/2010/wordprocessingGroup" xmlns:mc="http://schemas.openxmlformats.org/markup-compatibility/2006" xmlns:wp14="http://schemas.microsoft.com/office/word/2010/wordprocessingDrawing" xmlns:w14="http://schemas.microsoft.com/office/word/2010/wordml" xmlns:w15="http://schemas.microsoft.com/office/word/2012/wordml">
   <w:body>
     <w:tbl>
@@ -6514,7 +6560,52 @@
 </w:document>
 </file>
 
-<file path=word/footer1.xml><?xml version="1.0" encoding="utf-8"?>
+<file path=./word/fontTable.xml><?xml version="1.0" encoding="utf-8"?>
+<w:fonts xmlns:w="http://schemas.openxmlformats.org/wordprocessingml/2006/main" xmlns:r="http://schemas.openxmlformats.org/officeDocument/2006/relationships">
+  <w:font w:name="Times New Roman">
+    <w:family w:val="roman"/>
+    <w:pitch w:val="variable"/>
+  </w:font>
+  <w:font w:name="Symbol">
+    <w:family w:val="roman"/>
+    <w:pitch w:val="variable"/>
+  </w:font>
+  <w:font w:name="Arial">
+    <w:family w:val="swiss"/>
+    <w:pitch w:val="variable"/>
+  </w:font>
+  <w:font w:name="Liberation Serif">
+    <w:altName w:val="Times New Roman"/>
+    <w:family w:val="roman"/>
+    <w:pitch w:val="variable"/>
+  </w:font>
+  <w:font w:name=".VnTimeH">
+    <w:altName w:val="Courier New"/>
+    <w:family w:val="swiss"/>
+    <w:pitch w:val="variable"/>
+  </w:font>
+  <w:font w:name=".VnTime">
+    <w:altName w:val="Courier New"/>
+    <w:family w:val="swiss"/>
+    <w:pitch w:val="variable"/>
+  </w:font>
+  <w:font w:name="Segoe UI">
+    <w:family w:val="swiss"/>
+    <w:pitch w:val="variable"/>
+  </w:font>
+  <w:font w:name="Liberation Sans">
+    <w:altName w:val="Arial"/>
+    <w:family w:val="swiss"/>
+    <w:pitch w:val="variable"/>
+  </w:font>
+  <w:font w:name="Tahoma">
+    <w:family w:val="swiss"/>
+    <w:pitch w:val="variable"/>
+  </w:font>
+</w:fonts>
+</file>
+
+<file path=./word/footer1.xml><?xml version="1.0" encoding="utf-8"?>
 <w:ftr xmlns:o="urn:schemas-microsoft-com:office:office" xmlns:r="http://schemas.openxmlformats.org/officeDocument/2006/relationships" xmlns:v="urn:schemas-microsoft-com:vml" xmlns:w="http://schemas.openxmlformats.org/wordprocessingml/2006/main" xmlns:w10="urn:schemas-microsoft-com:office:word" xmlns:wp="http://schemas.openxmlformats.org/drawingml/2006/wordprocessingDrawing" xmlns:pic="http://schemas.openxmlformats.org/drawingml/2006/picture" xmlns:wps="http://schemas.microsoft.com/office/word/2010/wordprocessingShape" xmlns:wpg="http://schemas.microsoft.com/office/word/2010/wordprocessingGroup" xmlns:mc="http://schemas.openxmlformats.org/markup-compatibility/2006" xmlns:wp14="http://schemas.microsoft.com/office/word/2010/wordprocessingDrawing" xmlns:w14="http://schemas.microsoft.com/office/word/2010/wordml" xmlns:w15="http://schemas.microsoft.com/office/word/2012/wordml">
   <w:p>
     <w:pPr>
@@ -6529,7 +6620,7 @@
 </w:ftr>
 </file>
 
-<file path=word/footer2.xml><?xml version="1.0" encoding="utf-8"?>
+<file path=./word/footer2.xml><?xml version="1.0" encoding="utf-8"?>
 <w:ftr xmlns:o="urn:schemas-microsoft-com:office:office" xmlns:r="http://schemas.openxmlformats.org/officeDocument/2006/relationships" xmlns:v="urn:schemas-microsoft-com:vml" xmlns:w="http://schemas.openxmlformats.org/wordprocessingml/2006/main" xmlns:w10="urn:schemas-microsoft-com:office:word" xmlns:wp="http://schemas.openxmlformats.org/drawingml/2006/wordprocessingDrawing" xmlns:pic="http://schemas.openxmlformats.org/drawingml/2006/picture" xmlns:wps="http://schemas.microsoft.com/office/word/2010/wordprocessingShape" xmlns:wpg="http://schemas.microsoft.com/office/word/2010/wordprocessingGroup" xmlns:mc="http://schemas.openxmlformats.org/markup-compatibility/2006" xmlns:wp14="http://schemas.microsoft.com/office/word/2010/wordprocessingDrawing" xmlns:w14="http://schemas.microsoft.com/office/word/2010/wordml" xmlns:w15="http://schemas.microsoft.com/office/word/2012/wordml">
   <w:p>
     <w:pPr>
@@ -6544,13 +6635,13 @@
 </w:ftr>
 </file>
 
-<file path=word/footer3.xml><?xml version="1.0" encoding="utf-8"?>
+<file path=./word/footer3.xml><?xml version="1.0" encoding="utf-8"?>
 <w:ftr xmlns:o="urn:schemas-microsoft-com:office:office" xmlns:r="http://schemas.openxmlformats.org/officeDocument/2006/relationships" xmlns:v="urn:schemas-microsoft-com:vml" xmlns:w="http://schemas.openxmlformats.org/wordprocessingml/2006/main" xmlns:w10="urn:schemas-microsoft-com:office:word" xmlns:wp="http://schemas.openxmlformats.org/drawingml/2006/wordprocessingDrawing" xmlns:pic="http://schemas.openxmlformats.org/drawingml/2006/picture" xmlns:wps="http://schemas.microsoft.com/office/word/2010/wordprocessingShape" xmlns:wpg="http://schemas.microsoft.com/office/word/2010/wordprocessingGroup" xmlns:mc="http://schemas.openxmlformats.org/markup-compatibility/2006" xmlns:wp14="http://schemas.microsoft.com/office/word/2010/wordprocessingDrawing" xmlns:w14="http://schemas.microsoft.com/office/word/2010/wordml" xmlns:w15="http://schemas.microsoft.com/office/word/2012/wordml">
   <w:p/>
 </w:ftr>
 </file>
 
-<file path=word/numbering.xml><?xml version="1.0" encoding="utf-8"?>
+<file path=./word/numbering.xml><?xml version="1.0" encoding="utf-8"?>
 <w:numbering xmlns:w="http://schemas.openxmlformats.org/wordprocessingml/2006/main" xmlns:o="urn:schemas-microsoft-com:office:office" xmlns:r="http://schemas.openxmlformats.org/officeDocument/2006/relationships" xmlns:v="urn:schemas-microsoft-com:vml" xmlns:mc="http://schemas.openxmlformats.org/markup-compatibility/2006" xmlns:w14="http://schemas.microsoft.com/office/word/2010/wordml">
   <w:abstractNum w:abstractNumId="1">
     <w:lvl w:ilvl="0">
@@ -6680,7 +6771,19 @@
 </w:numbering>
 </file>
 
-<file path=word/styles.xml><?xml version="1.0" encoding="utf-8"?>
+<file path=./word/settings.xml><?xml version="1.0" encoding="utf-8"?>
+<w:settings xmlns:w="http://schemas.openxmlformats.org/wordprocessingml/2006/main">
+  <w:zoom w:percent="100"/>
+  <w:defaultTabStop w:val="720"/>
+  <w:autoHyphenation w:val="true"/>
+  <w:hyphenationZone w:val="0"/>
+  <w:compat>
+    <w:compatSetting w:name="compatibilityMode" w:uri="http://schemas.microsoft.com/office/word" w:val="11"/>
+  </w:compat>
+</w:settings>
+</file>
+
+<file path=./word/styles.xml><?xml version="1.0" encoding="utf-8"?>
 <w:styles xmlns:w="http://schemas.openxmlformats.org/wordprocessingml/2006/main" xmlns:w14="http://schemas.microsoft.com/office/word/2010/wordml" xmlns:mc="http://schemas.openxmlformats.org/markup-compatibility/2006">
   <w:docDefaults>
     <w:rPrDefault>
@@ -7035,7 +7138,7 @@
 </w:styles>
 </file>
 
-<file path=word/theme/theme1.xml><?xml version="1.0" encoding="utf-8"?>
+<file path=./word/theme/theme1.xml><?xml version="1.0" encoding="utf-8"?>
 <a:theme xmlns:a="http://schemas.openxmlformats.org/drawingml/2006/main" xmlns:r="http://schemas.openxmlformats.org/officeDocument/2006/relationships" name="Office">
   <a:themeElements>
     <a:clrScheme name="LibreOffice">

--- a/skills/phong-hcqt/assets/qd-phe-duyet-kqlcnt.docx
+++ b/skills/phong-hcqt/assets/qd-phe-duyet-kqlcnt.docx
@@ -1,51 +1,5 @@
 
-<file path=./[Content_Types].xml><?xml version="1.0" encoding="utf-8"?>
-<Types xmlns="http://schemas.openxmlformats.org/package/2006/content-types">
-  <Default Extension="fntdata" ContentType="application/x-fontdata"/>
-  <Default Extension="jpeg" ContentType="image/jpeg"/>
-  <Default Extension="png" ContentType="image/png"/>
-  <Default Extension="rels" ContentType="application/vnd.openxmlformats-package.relationships+xml"/>
-  <Default Extension="xml" ContentType="application/xml"/>
-  <Override PartName="/word/styles.xml" ContentType="application/vnd.openxmlformats-officedocument.wordprocessingml.styles+xml"/>
-  <Override PartName="/word/footer1.xml" ContentType="application/vnd.openxmlformats-officedocument.wordprocessingml.footer+xml"/>
-  <Override PartName="/word/footer2.xml" ContentType="application/vnd.openxmlformats-officedocument.wordprocessingml.footer+xml"/>
-  <Override PartName="/word/document.xml" ContentType="application/vnd.openxmlformats-officedocument.wordprocessingml.document.main+xml"/>
-  <Override PartName="/word/numbering.xml" ContentType="application/vnd.openxmlformats-officedocument.wordprocessingml.numbering+xml"/>
-  <Override PartName="/word/footer3.xml" ContentType="application/vnd.openxmlformats-officedocument.wordprocessingml.footer+xml"/>
-  <Override PartName="/word/settings.xml" ContentType="application/vnd.openxmlformats-officedocument.wordprocessingml.settings+xml"/>
-  <Override PartName="/word/fontTable.xml" ContentType="application/vnd.openxmlformats-officedocument.wordprocessingml.fontTable+xml"/>
-  <Override PartName="/word/theme/theme1.xml" ContentType="application/vnd.openxmlformats-officedocument.theme+xml"/>
-  <Override PartName="/docProps/core.xml" ContentType="application/vnd.openxmlformats-package.core-properties+xml"/>
-  <Override PartName="/docProps/app.xml" ContentType="application/vnd.openxmlformats-officedocument.extended-properties+xml"/>
-</Types>
-</file>
-
-<file path=./docProps/app.xml><?xml version="1.0" encoding="utf-8"?>
-<Properties xmlns="http://schemas.openxmlformats.org/officeDocument/2006/extended-properties" xmlns:vt="http://schemas.openxmlformats.org/officeDocument/2006/docPropsVTypes">
-  <Template>Normal</Template>
-  <TotalTime>1605</TotalTime>
-  <Application>LibreOffice/26.2.4.2$Windows_X86_64 LibreOffice_project/0229ac93fcf0d7cbc6376066c6f35021cef002dc</Application>
-  <AppVersion>15.0000</AppVersion>
-</Properties>
-</file>
-
-<file path=./docProps/core.xml><?xml version="1.0" encoding="utf-8"?>
-<cp:coreProperties xmlns:cp="http://schemas.openxmlformats.org/package/2006/metadata/core-properties" xmlns:dc="http://purl.org/dc/elements/1.1/" xmlns:dcterms="http://purl.org/dc/terms/" xmlns:dcmitype="http://purl.org/dc/dcmitype/" xmlns:xsi="http://www.w3.org/2001/XMLSchema-instance">
-  <dcterms:created xsi:type="dcterms:W3CDTF">2024-05-09T10:43:00Z</dcterms:created>
-  <dc:creator>TienKTV</dc:creator>
-  <dc:description/>
-  <cp:keywords/>
-  <dc:language>en-US</dc:language>
-  <cp:lastModifiedBy>ktdaHuyen</cp:lastModifiedBy>
-  <cp:lastPrinted>2026-04-15T08:16:00Z</cp:lastPrinted>
-  <dcterms:modified xsi:type="dcterms:W3CDTF">2026-07-10T08:50:00Z</dcterms:modified>
-  <cp:revision>160</cp:revision>
-  <dc:subject/>
-  <dc:title>Phụ lục II</dc:title>
-</cp:coreProperties>
-</file>
-
-<file path=./word/document.xml><?xml version="1.0" encoding="utf-8"?>
+<file path=word/document.xml><?xml version="1.0" encoding="utf-8"?>
 <w:document xmlns:o="urn:schemas-microsoft-com:office:office" xmlns:r="http://schemas.openxmlformats.org/officeDocument/2006/relationships" xmlns:v="urn:schemas-microsoft-com:vml" xmlns:w="http://schemas.openxmlformats.org/wordprocessingml/2006/main" xmlns:w10="urn:schemas-microsoft-com:office:word" xmlns:wp="http://schemas.openxmlformats.org/drawingml/2006/wordprocessingDrawing" xmlns:pic="http://schemas.openxmlformats.org/drawingml/2006/picture" xmlns:wps="http://schemas.microsoft.com/office/word/2010/wordprocessingShape" xmlns:wpg="http://schemas.microsoft.com/office/word/2010/wordprocessingGroup" xmlns:mc="http://schemas.openxmlformats.org/markup-compatibility/2006" xmlns:wp14="http://schemas.microsoft.com/office/word/2010/wordprocessingDrawing" xmlns:w14="http://schemas.microsoft.com/office/word/2010/wordml" xmlns:w15="http://schemas.microsoft.com/office/word/2012/wordml">
   <w:body>
     <w:tbl>
@@ -6560,52 +6514,7 @@
 </w:document>
 </file>
 
-<file path=./word/fontTable.xml><?xml version="1.0" encoding="utf-8"?>
-<w:fonts xmlns:w="http://schemas.openxmlformats.org/wordprocessingml/2006/main" xmlns:r="http://schemas.openxmlformats.org/officeDocument/2006/relationships">
-  <w:font w:name="Times New Roman">
-    <w:family w:val="roman"/>
-    <w:pitch w:val="variable"/>
-  </w:font>
-  <w:font w:name="Symbol">
-    <w:family w:val="roman"/>
-    <w:pitch w:val="variable"/>
-  </w:font>
-  <w:font w:name="Arial">
-    <w:family w:val="swiss"/>
-    <w:pitch w:val="variable"/>
-  </w:font>
-  <w:font w:name="Liberation Serif">
-    <w:altName w:val="Times New Roman"/>
-    <w:family w:val="roman"/>
-    <w:pitch w:val="variable"/>
-  </w:font>
-  <w:font w:name=".VnTimeH">
-    <w:altName w:val="Courier New"/>
-    <w:family w:val="swiss"/>
-    <w:pitch w:val="variable"/>
-  </w:font>
-  <w:font w:name=".VnTime">
-    <w:altName w:val="Courier New"/>
-    <w:family w:val="swiss"/>
-    <w:pitch w:val="variable"/>
-  </w:font>
-  <w:font w:name="Segoe UI">
-    <w:family w:val="swiss"/>
-    <w:pitch w:val="variable"/>
-  </w:font>
-  <w:font w:name="Liberation Sans">
-    <w:altName w:val="Arial"/>
-    <w:family w:val="swiss"/>
-    <w:pitch w:val="variable"/>
-  </w:font>
-  <w:font w:name="Tahoma">
-    <w:family w:val="swiss"/>
-    <w:pitch w:val="variable"/>
-  </w:font>
-</w:fonts>
-</file>
-
-<file path=./word/footer1.xml><?xml version="1.0" encoding="utf-8"?>
+<file path=word/footer1.xml><?xml version="1.0" encoding="utf-8"?>
 <w:ftr xmlns:o="urn:schemas-microsoft-com:office:office" xmlns:r="http://schemas.openxmlformats.org/officeDocument/2006/relationships" xmlns:v="urn:schemas-microsoft-com:vml" xmlns:w="http://schemas.openxmlformats.org/wordprocessingml/2006/main" xmlns:w10="urn:schemas-microsoft-com:office:word" xmlns:wp="http://schemas.openxmlformats.org/drawingml/2006/wordprocessingDrawing" xmlns:pic="http://schemas.openxmlformats.org/drawingml/2006/picture" xmlns:wps="http://schemas.microsoft.com/office/word/2010/wordprocessingShape" xmlns:wpg="http://schemas.microsoft.com/office/word/2010/wordprocessingGroup" xmlns:mc="http://schemas.openxmlformats.org/markup-compatibility/2006" xmlns:wp14="http://schemas.microsoft.com/office/word/2010/wordprocessingDrawing" xmlns:w14="http://schemas.microsoft.com/office/word/2010/wordml" xmlns:w15="http://schemas.microsoft.com/office/word/2012/wordml">
   <w:p>
     <w:pPr>
@@ -6620,7 +6529,7 @@
 </w:ftr>
 </file>
 
-<file path=./word/footer2.xml><?xml version="1.0" encoding="utf-8"?>
+<file path=word/footer2.xml><?xml version="1.0" encoding="utf-8"?>
 <w:ftr xmlns:o="urn:schemas-microsoft-com:office:office" xmlns:r="http://schemas.openxmlformats.org/officeDocument/2006/relationships" xmlns:v="urn:schemas-microsoft-com:vml" xmlns:w="http://schemas.openxmlformats.org/wordprocessingml/2006/main" xmlns:w10="urn:schemas-microsoft-com:office:word" xmlns:wp="http://schemas.openxmlformats.org/drawingml/2006/wordprocessingDrawing" xmlns:pic="http://schemas.openxmlformats.org/drawingml/2006/picture" xmlns:wps="http://schemas.microsoft.com/office/word/2010/wordprocessingShape" xmlns:wpg="http://schemas.microsoft.com/office/word/2010/wordprocessingGroup" xmlns:mc="http://schemas.openxmlformats.org/markup-compatibility/2006" xmlns:wp14="http://schemas.microsoft.com/office/word/2010/wordprocessingDrawing" xmlns:w14="http://schemas.microsoft.com/office/word/2010/wordml" xmlns:w15="http://schemas.microsoft.com/office/word/2012/wordml">
   <w:p>
     <w:pPr>
@@ -6635,13 +6544,13 @@
 </w:ftr>
 </file>
 
-<file path=./word/footer3.xml><?xml version="1.0" encoding="utf-8"?>
+<file path=word/footer3.xml><?xml version="1.0" encoding="utf-8"?>
 <w:ftr xmlns:o="urn:schemas-microsoft-com:office:office" xmlns:r="http://schemas.openxmlformats.org/officeDocument/2006/relationships" xmlns:v="urn:schemas-microsoft-com:vml" xmlns:w="http://schemas.openxmlformats.org/wordprocessingml/2006/main" xmlns:w10="urn:schemas-microsoft-com:office:word" xmlns:wp="http://schemas.openxmlformats.org/drawingml/2006/wordprocessingDrawing" xmlns:pic="http://schemas.openxmlformats.org/drawingml/2006/picture" xmlns:wps="http://schemas.microsoft.com/office/word/2010/wordprocessingShape" xmlns:wpg="http://schemas.microsoft.com/office/word/2010/wordprocessingGroup" xmlns:mc="http://schemas.openxmlformats.org/markup-compatibility/2006" xmlns:wp14="http://schemas.microsoft.com/office/word/2010/wordprocessingDrawing" xmlns:w14="http://schemas.microsoft.com/office/word/2010/wordml" xmlns:w15="http://schemas.microsoft.com/office/word/2012/wordml">
   <w:p/>
 </w:ftr>
 </file>
 
-<file path=./word/numbering.xml><?xml version="1.0" encoding="utf-8"?>
+<file path=word/numbering.xml><?xml version="1.0" encoding="utf-8"?>
 <w:numbering xmlns:w="http://schemas.openxmlformats.org/wordprocessingml/2006/main" xmlns:o="urn:schemas-microsoft-com:office:office" xmlns:r="http://schemas.openxmlformats.org/officeDocument/2006/relationships" xmlns:v="urn:schemas-microsoft-com:vml" xmlns:mc="http://schemas.openxmlformats.org/markup-compatibility/2006" xmlns:w14="http://schemas.microsoft.com/office/word/2010/wordml">
   <w:abstractNum w:abstractNumId="1">
     <w:lvl w:ilvl="0">
@@ -6771,19 +6680,7 @@
 </w:numbering>
 </file>
 
-<file path=./word/settings.xml><?xml version="1.0" encoding="utf-8"?>
-<w:settings xmlns:w="http://schemas.openxmlformats.org/wordprocessingml/2006/main">
-  <w:zoom w:percent="100"/>
-  <w:defaultTabStop w:val="720"/>
-  <w:autoHyphenation w:val="true"/>
-  <w:hyphenationZone w:val="0"/>
-  <w:compat>
-    <w:compatSetting w:name="compatibilityMode" w:uri="http://schemas.microsoft.com/office/word" w:val="11"/>
-  </w:compat>
-</w:settings>
-</file>
-
-<file path=./word/styles.xml><?xml version="1.0" encoding="utf-8"?>
+<file path=word/styles.xml><?xml version="1.0" encoding="utf-8"?>
 <w:styles xmlns:w="http://schemas.openxmlformats.org/wordprocessingml/2006/main" xmlns:w14="http://schemas.microsoft.com/office/word/2010/wordml" xmlns:mc="http://schemas.openxmlformats.org/markup-compatibility/2006">
   <w:docDefaults>
     <w:rPrDefault>
@@ -7138,7 +7035,7 @@
 </w:styles>
 </file>
 
-<file path=./word/theme/theme1.xml><?xml version="1.0" encoding="utf-8"?>
+<file path=word/theme/theme1.xml><?xml version="1.0" encoding="utf-8"?>
 <a:theme xmlns:a="http://schemas.openxmlformats.org/drawingml/2006/main" xmlns:r="http://schemas.openxmlformats.org/officeDocument/2006/relationships" name="Office">
   <a:themeElements>
     <a:clrScheme name="LibreOffice">
